--- a/courts/ninth-circuit/california/federal/central-district/motion-brief/usage/OUTPUT-motion-brief.docx
+++ b/courts/ninth-circuit/california/federal/central-district/motion-brief/usage/OUTPUT-motion-brief.docx
@@ -2566,6 +2566,22 @@
           <w:bCs/>
         </w:rPr>
         <w:t xml:space="preserve">CONTENTS</w:t>
+      </w:r>
+    </w:p>
+    <w:p>
+      <w:pPr>
+        <w:keepNext/>
+        <w:keepLines/>
+        <w:spacing w:before="0" w:after="0" w:line="480" w:lineRule="exact"/>
+        <w:ind w:left="0" w:firstLine="0"/>
+        <w:jc w:val="right"/>
+      </w:pPr>
+      <w:r>
+        <w:rPr>
+          <w:b/>
+          <w:bCs/>
+        </w:rPr>
+        <w:t xml:space="preserve">Page</w:t>
       </w:r>
     </w:p>
     <w:p>
